--- a/reports/05_review_supplement_european_radiology.docx
+++ b/reports/05_review_supplement_european_radiology.docx
@@ -2,7 +2,7 @@
 <file path=word/document.xml><?xml version="1.0" encoding="utf-8"?>
 <w:document xmlns:w="http://schemas.openxmlformats.org/wordprocessingml/2006/main" xmlns:m="http://schemas.openxmlformats.org/officeDocument/2006/math" xmlns:r="http://schemas.openxmlformats.org/officeDocument/2006/relationships" xmlns:o="urn:schemas-microsoft-com:office:office" xmlns:v="urn:schemas-microsoft-com:vml" xmlns:w10="urn:schemas-microsoft-com:office:word" xmlns:a="http://schemas.openxmlformats.org/drawingml/2006/main" xmlns:pic="http://schemas.openxmlformats.org/drawingml/2006/picture" xmlns:wp="http://schemas.openxmlformats.org/drawingml/2006/wordprocessingDrawing">
   <w:body>
-    <w:bookmarkStart w:id="17" w:name="supplementary-material"/>
+    <w:bookmarkStart w:id="24" w:name="supplementary-material"/>
     <w:p>
       <w:pPr>
         <w:pStyle w:val="Heading1"/>
@@ -11,13 +11,13 @@
         <w:t xml:space="preserve">Supplementary material</w:t>
       </w:r>
     </w:p>
-    <w:bookmarkStart w:id="9" w:name="X403e21dd048cbd9e9b62607df2ac90c05ee1430"/>
+    <w:bookmarkStart w:id="10" w:name="X1de14d6bd7e4d3fe2d40e65f657bdf415f70b75"/>
     <w:p>
       <w:pPr>
         <w:pStyle w:val="Heading2"/>
       </w:pPr>
       <w:r>
-        <w:t xml:space="preserve">From evidence to deployment: a systematic, continuously updated review of artificial intelligence in pediatric radiology</w:t>
+        <w:t xml:space="preserve">Artificial intelligence in pediatric radiology: a landscape review of growth, clinical applications, and emerging directions through 2026</w:t>
       </w:r>
     </w:p>
     <w:p>
@@ -38,249 +38,141 @@
         <w:t xml:space="preserve">Joseph Rich, Amit Sura</w:t>
       </w:r>
     </w:p>
-    <w:bookmarkEnd w:id="9"/>
-    <w:bookmarkStart w:id="14" w:name="Xa5f56f7b0f346f85508117247bb64825b78c4fe"/>
-    <w:p>
-      <w:pPr>
-        <w:pStyle w:val="Heading2"/>
-      </w:pPr>
-      <w:r>
-        <w:t xml:space="preserve">Supplementary Table S1. Information sources and complete search strategies</w:t>
-      </w:r>
-    </w:p>
-    <w:p>
-      <w:pPr>
-        <w:pStyle w:val="FirstParagraph"/>
-      </w:pPr>
-      <w:r>
-        <w:t xml:space="preserve">Searches covered January 1, 2005, through September 9, 2026. All concept terms were limited to titles and abstracts. No topic exclusions, publication-type filters, or language restrictions were applied at the search stage.</w:t>
-      </w:r>
-    </w:p>
-    <w:bookmarkStart w:id="10" w:name="pubmedmedline"/>
-    <w:p>
-      <w:pPr>
-        <w:pStyle w:val="Heading3"/>
-      </w:pPr>
-      <w:r>
-        <w:t xml:space="preserve">PubMed/MEDLINE</w:t>
-      </w:r>
-    </w:p>
-    <w:p>
-      <w:pPr>
-        <w:pStyle w:val="FirstParagraph"/>
+    <w:p>
+      <w:pPr>
+        <w:pStyle w:val="BodyText"/>
       </w:pPr>
       <w:r>
         <w:rPr>
           <w:b/>
           <w:bCs/>
         </w:rPr>
-        <w:t xml:space="preserve">Date searched:</w:t>
+        <w:t xml:space="preserve">Scope of this supplement:</w:t>
       </w:r>
       <w:r>
         <w:t xml:space="preserve"> </w:t>
       </w:r>
       <w:r>
-        <w:t xml:space="preserve">September 9, 2026</w:t>
-      </w:r>
-      <w:r>
-        <w:br/>
-      </w:r>
+        <w:t xml:space="preserve">The existing search and eligibility protocol supports the landscape synthesis. The September 11, 2026 analysis preserves the current 3,496 included-record cohort. Unresolved duplicate entries and publication versions prevent interpreting this as a verified count of independent studies. The complete new era, topic, dataset-mention, and duplicate-audit tables are in</w:t>
+      </w:r>
+      <w:r>
+        <w:t xml:space="preserve"> </w:t>
+      </w:r>
+      <w:hyperlink r:id="rId9">
+        <w:r>
+          <w:rPr>
+            <w:rStyle w:val="Hyperlink"/>
+          </w:rPr>
+          <w:t xml:space="preserve">Landscape analysis, Tables L1–L6</w:t>
+        </w:r>
+      </w:hyperlink>
+      <w:r>
+        <w:t xml:space="preserve">.</w:t>
+      </w:r>
+    </w:p>
+    <w:bookmarkEnd w:id="10"/>
+    <w:bookmarkStart w:id="15" w:name="Xa5f56f7b0f346f85508117247bb64825b78c4fe"/>
+    <w:p>
+      <w:pPr>
+        <w:pStyle w:val="Heading2"/>
+      </w:pPr>
+      <w:r>
+        <w:t xml:space="preserve">Supplementary Table S1. Information sources and complete search strategies</w:t>
+      </w:r>
+    </w:p>
+    <w:p>
+      <w:pPr>
+        <w:pStyle w:val="FirstParagraph"/>
+      </w:pPr>
+      <w:r>
+        <w:t xml:space="preserve">Searches covered January 1, 2005, through September 9, 2026. All concept terms were limited to titles and abstracts. No topic exclusions, publication-type filters, or language restrictions were applied at the search stage.</w:t>
+      </w:r>
+    </w:p>
+    <w:bookmarkStart w:id="11" w:name="pubmedmedline"/>
+    <w:p>
+      <w:pPr>
+        <w:pStyle w:val="Heading3"/>
+      </w:pPr>
+      <w:r>
+        <w:t xml:space="preserve">PubMed/MEDLINE</w:t>
+      </w:r>
+    </w:p>
+    <w:p>
+      <w:pPr>
+        <w:pStyle w:val="FirstParagraph"/>
+      </w:pPr>
       <w:r>
         <w:rPr>
           <w:b/>
           <w:bCs/>
         </w:rPr>
-        <w:t xml:space="preserve">Records retrieved:</w:t>
+        <w:t xml:space="preserve">Date searched:</w:t>
       </w:r>
       <w:r>
         <w:t xml:space="preserve"> </w:t>
       </w:r>
       <w:r>
-        <w:t xml:space="preserve">6,000</w:t>
-      </w:r>
-    </w:p>
-    <w:p>
-      <w:pPr>
-        <w:pStyle w:val="BodyText"/>
-      </w:pPr>
-      <w:r>
-        <w:t xml:space="preserve">The following three blocks were combined with</w:t>
-      </w:r>
-      <w:r>
-        <w:t xml:space="preserve"> </w:t>
-      </w:r>
-      <w:r>
-        <w:rPr>
-          <w:rStyle w:val="VerbatimChar"/>
-        </w:rPr>
-        <w:t xml:space="preserve">AND</w:t>
-      </w:r>
-      <w:r>
-        <w:t xml:space="preserve">, followed by</w:t>
-      </w:r>
-      <w:r>
-        <w:t xml:space="preserve"> </w:t>
-      </w:r>
-      <w:r>
-        <w:rPr>
-          <w:rStyle w:val="VerbatimChar"/>
-        </w:rPr>
-        <w:t xml:space="preserve">AND 2005:2026[pdat]</w:t>
-      </w:r>
-      <w:r>
-        <w:t xml:space="preserve">.</w:t>
-      </w:r>
-    </w:p>
-    <w:p>
-      <w:pPr>
-        <w:pStyle w:val="BodyText"/>
-      </w:pPr>
+        <w:t xml:space="preserve">September 9, 2026</w:t>
+      </w:r>
+      <w:r>
+        <w:br/>
+      </w:r>
       <w:r>
         <w:rPr>
           <w:b/>
           <w:bCs/>
         </w:rPr>
-        <w:t xml:space="preserve">Imaging block</w:t>
-      </w:r>
-    </w:p>
-    <w:p>
-      <w:pPr>
-        <w:pStyle w:val="SourceCode"/>
-      </w:pPr>
-      <w:r>
-        <w:rPr>
-          <w:rStyle w:val="VerbatimChar"/>
-        </w:rPr>
-        <w:t xml:space="preserve">(radiology[tiab] OR radiological[tiab] OR radiograph*[tiab] OR "medical imaging"[tiab]</w:t>
-      </w:r>
-      <w:r>
-        <w:br/>
-      </w:r>
-      <w:r>
-        <w:rPr>
-          <w:rStyle w:val="VerbatimChar"/>
-        </w:rPr>
-        <w:t xml:space="preserve"> OR "diagnostic imaging"[tiab] OR tomography[tiab] OR "magnetic resonance"[tiab]</w:t>
-      </w:r>
-      <w:r>
-        <w:br/>
-      </w:r>
-      <w:r>
-        <w:rPr>
-          <w:rStyle w:val="VerbatimChar"/>
-        </w:rPr>
-        <w:t xml:space="preserve"> OR MRI[tiab] OR "MR imaging"[tiab] OR "MR images"[tiab] OR MRIs[tiab]</w:t>
-      </w:r>
-      <w:r>
-        <w:br/>
-      </w:r>
-      <w:r>
-        <w:rPr>
-          <w:rStyle w:val="VerbatimChar"/>
-        </w:rPr>
-        <w:t xml:space="preserve"> OR "MR image"[tiab] OR "MR scan"[tiab] OR "MR scans"[tiab]</w:t>
-      </w:r>
-      <w:r>
-        <w:br/>
-      </w:r>
-      <w:r>
-        <w:rPr>
-          <w:rStyle w:val="VerbatimChar"/>
-        </w:rPr>
-        <w:t xml:space="preserve"> OR "computed tomography"[tiab] OR CT[tiab] OR ultrasound[tiab]</w:t>
-      </w:r>
-      <w:r>
-        <w:br/>
-      </w:r>
-      <w:r>
-        <w:rPr>
-          <w:rStyle w:val="VerbatimChar"/>
-        </w:rPr>
-        <w:t xml:space="preserve"> OR ultrasonograph*[tiab] OR sonograph*[tiab] OR echocardiograph*[tiab]</w:t>
-      </w:r>
-      <w:r>
-        <w:br/>
-      </w:r>
-      <w:r>
-        <w:rPr>
-          <w:rStyle w:val="VerbatimChar"/>
-        </w:rPr>
-        <w:t xml:space="preserve"> OR mammograph*[tiab] OR "chest x-ray"[tiab] OR "x-ray"[tiab]</w:t>
-      </w:r>
-      <w:r>
-        <w:br/>
-      </w:r>
-      <w:r>
-        <w:rPr>
-          <w:rStyle w:val="VerbatimChar"/>
-        </w:rPr>
-        <w:t xml:space="preserve"> OR fluoroscop*[tiab] OR scintigraph*[tiab] OR "positron emission"[tiab]</w:t>
-      </w:r>
-      <w:r>
-        <w:br/>
-      </w:r>
-      <w:r>
-        <w:rPr>
-          <w:rStyle w:val="VerbatimChar"/>
-        </w:rPr>
-        <w:t xml:space="preserve"> OR PET[tiab] OR SPECT[tiab] OR angiograph*[tiab] OR neuroimaging[tiab]</w:t>
-      </w:r>
-      <w:r>
-        <w:br/>
-      </w:r>
-      <w:r>
-        <w:rPr>
-          <w:rStyle w:val="VerbatimChar"/>
-        </w:rPr>
-        <w:t xml:space="preserve"> OR tractograph*[tiab] OR elastograph*[tiab] OR "fMRI"[tiab]</w:t>
-      </w:r>
-      <w:r>
-        <w:br/>
-      </w:r>
-      <w:r>
-        <w:rPr>
-          <w:rStyle w:val="VerbatimChar"/>
-        </w:rPr>
-        <w:t xml:space="preserve"> OR "functional MRI"[tiab] OR "functional magnetic resonance"[tiab]</w:t>
-      </w:r>
-      <w:r>
-        <w:br/>
-      </w:r>
-      <w:r>
-        <w:rPr>
-          <w:rStyle w:val="VerbatimChar"/>
-        </w:rPr>
-        <w:t xml:space="preserve"> OR connectome*[tiab] OR "diffusion tensor"[tiab] OR DTI[tiab]</w:t>
-      </w:r>
-      <w:r>
-        <w:br/>
-      </w:r>
-      <w:r>
-        <w:rPr>
-          <w:rStyle w:val="VerbatimChar"/>
-        </w:rPr>
-        <w:t xml:space="preserve"> OR "bone age"[tiab] OR "skeletal age"[tiab] OR "skeletal maturity"[tiab]</w:t>
-      </w:r>
-      <w:r>
-        <w:br/>
-      </w:r>
-      <w:r>
-        <w:rPr>
-          <w:rStyle w:val="VerbatimChar"/>
-        </w:rPr>
-        <w:t xml:space="preserve"> OR "barium enema"[tiab])</w:t>
-      </w:r>
-    </w:p>
-    <w:p>
-      <w:pPr>
-        <w:pStyle w:val="FirstParagraph"/>
+        <w:t xml:space="preserve">Records retrieved:</w:t>
+      </w:r>
+      <w:r>
+        <w:t xml:space="preserve"> </w:t>
+      </w:r>
+      <w:r>
+        <w:t xml:space="preserve">6,000</w:t>
+      </w:r>
+    </w:p>
+    <w:p>
+      <w:pPr>
+        <w:pStyle w:val="BodyText"/>
+      </w:pPr>
+      <w:r>
+        <w:t xml:space="preserve">The following three blocks were combined with</w:t>
+      </w:r>
+      <w:r>
+        <w:t xml:space="preserve"> </w:t>
+      </w:r>
+      <w:r>
+        <w:rPr>
+          <w:rStyle w:val="VerbatimChar"/>
+        </w:rPr>
+        <w:t xml:space="preserve">AND</w:t>
+      </w:r>
+      <w:r>
+        <w:t xml:space="preserve">, followed by</w:t>
+      </w:r>
+      <w:r>
+        <w:t xml:space="preserve"> </w:t>
+      </w:r>
+      <w:r>
+        <w:rPr>
+          <w:rStyle w:val="VerbatimChar"/>
+        </w:rPr>
+        <w:t xml:space="preserve">AND 2005:2026[pdat]</w:t>
+      </w:r>
+      <w:r>
+        <w:t xml:space="preserve">.</w:t>
+      </w:r>
+    </w:p>
+    <w:p>
+      <w:pPr>
+        <w:pStyle w:val="BodyText"/>
       </w:pPr>
       <w:r>
         <w:rPr>
           <w:b/>
           <w:bCs/>
         </w:rPr>
-        <w:t xml:space="preserve">Artificial-intelligence block</w:t>
+        <w:t xml:space="preserve">Imaging block</w:t>
       </w:r>
     </w:p>
     <w:p>
@@ -291,97 +183,124 @@
         <w:rPr>
           <w:rStyle w:val="VerbatimChar"/>
         </w:rPr>
-        <w:t xml:space="preserve">("artificial intelligence"[tiab] OR "machine learning"[tiab] OR "deep learning"[tiab]</w:t>
-      </w:r>
-      <w:r>
-        <w:br/>
-      </w:r>
-      <w:r>
-        <w:rPr>
-          <w:rStyle w:val="VerbatimChar"/>
-        </w:rPr>
-        <w:t xml:space="preserve"> OR "convolutional neural network"[tiab] OR "convolutional neural networks"[tiab]</w:t>
-      </w:r>
-      <w:r>
-        <w:br/>
-      </w:r>
-      <w:r>
-        <w:rPr>
-          <w:rStyle w:val="VerbatimChar"/>
-        </w:rPr>
-        <w:t xml:space="preserve"> OR "neural network"[tiab] OR "neural networks"[tiab]</w:t>
-      </w:r>
-      <w:r>
-        <w:br/>
-      </w:r>
-      <w:r>
-        <w:rPr>
-          <w:rStyle w:val="VerbatimChar"/>
-        </w:rPr>
-        <w:t xml:space="preserve"> OR "computer-aided diagnosis"[tiab] OR "computer aided diagnosis"[tiab]</w:t>
-      </w:r>
-      <w:r>
-        <w:br/>
-      </w:r>
-      <w:r>
-        <w:rPr>
-          <w:rStyle w:val="VerbatimChar"/>
-        </w:rPr>
-        <w:t xml:space="preserve"> OR "computer-aided detection"[tiab] OR radiomic*[tiab] OR "computer vision"[tiab]</w:t>
-      </w:r>
-      <w:r>
-        <w:br/>
-      </w:r>
-      <w:r>
-        <w:rPr>
-          <w:rStyle w:val="VerbatimChar"/>
-        </w:rPr>
-        <w:t xml:space="preserve"> OR "large language model"[tiab] OR "large language models"[tiab]</w:t>
-      </w:r>
-      <w:r>
-        <w:br/>
-      </w:r>
-      <w:r>
-        <w:rPr>
-          <w:rStyle w:val="VerbatimChar"/>
-        </w:rPr>
-        <w:t xml:space="preserve"> OR "foundation model"[tiab] OR "foundation models"[tiab]</w:t>
-      </w:r>
-      <w:r>
-        <w:br/>
-      </w:r>
-      <w:r>
-        <w:rPr>
-          <w:rStyle w:val="VerbatimChar"/>
-        </w:rPr>
-        <w:t xml:space="preserve"> OR "transfer learning"[tiab] OR "vision transformer"[tiab]</w:t>
-      </w:r>
-      <w:r>
-        <w:br/>
-      </w:r>
-      <w:r>
-        <w:rPr>
-          <w:rStyle w:val="VerbatimChar"/>
-        </w:rPr>
-        <w:t xml:space="preserve"> OR "self-supervised"[tiab] OR "random forest"[tiab]</w:t>
-      </w:r>
-      <w:r>
-        <w:br/>
-      </w:r>
-      <w:r>
-        <w:rPr>
-          <w:rStyle w:val="VerbatimChar"/>
-        </w:rPr>
-        <w:t xml:space="preserve"> OR "support vector machine"[tiab] OR "gradient boosting"[tiab]</w:t>
-      </w:r>
-      <w:r>
-        <w:br/>
-      </w:r>
-      <w:r>
-        <w:rPr>
-          <w:rStyle w:val="VerbatimChar"/>
-        </w:rPr>
-        <w:t xml:space="preserve"> OR "natural language processing"[tiab])</w:t>
+        <w:t xml:space="preserve">(radiology[tiab] OR radiological[tiab] OR radiograph*[tiab] OR "medical imaging"[tiab]</w:t>
+      </w:r>
+      <w:r>
+        <w:br/>
+      </w:r>
+      <w:r>
+        <w:rPr>
+          <w:rStyle w:val="VerbatimChar"/>
+        </w:rPr>
+        <w:t xml:space="preserve"> OR "diagnostic imaging"[tiab] OR tomography[tiab] OR "magnetic resonance"[tiab]</w:t>
+      </w:r>
+      <w:r>
+        <w:br/>
+      </w:r>
+      <w:r>
+        <w:rPr>
+          <w:rStyle w:val="VerbatimChar"/>
+        </w:rPr>
+        <w:t xml:space="preserve"> OR MRI[tiab] OR "MR imaging"[tiab] OR "MR images"[tiab] OR MRIs[tiab]</w:t>
+      </w:r>
+      <w:r>
+        <w:br/>
+      </w:r>
+      <w:r>
+        <w:rPr>
+          <w:rStyle w:val="VerbatimChar"/>
+        </w:rPr>
+        <w:t xml:space="preserve"> OR "MR image"[tiab] OR "MR scan"[tiab] OR "MR scans"[tiab]</w:t>
+      </w:r>
+      <w:r>
+        <w:br/>
+      </w:r>
+      <w:r>
+        <w:rPr>
+          <w:rStyle w:val="VerbatimChar"/>
+        </w:rPr>
+        <w:t xml:space="preserve"> OR "computed tomography"[tiab] OR CT[tiab] OR ultrasound[tiab]</w:t>
+      </w:r>
+      <w:r>
+        <w:br/>
+      </w:r>
+      <w:r>
+        <w:rPr>
+          <w:rStyle w:val="VerbatimChar"/>
+        </w:rPr>
+        <w:t xml:space="preserve"> OR ultrasonograph*[tiab] OR sonograph*[tiab] OR echocardiograph*[tiab]</w:t>
+      </w:r>
+      <w:r>
+        <w:br/>
+      </w:r>
+      <w:r>
+        <w:rPr>
+          <w:rStyle w:val="VerbatimChar"/>
+        </w:rPr>
+        <w:t xml:space="preserve"> OR mammograph*[tiab] OR "chest x-ray"[tiab] OR "x-ray"[tiab]</w:t>
+      </w:r>
+      <w:r>
+        <w:br/>
+      </w:r>
+      <w:r>
+        <w:rPr>
+          <w:rStyle w:val="VerbatimChar"/>
+        </w:rPr>
+        <w:t xml:space="preserve"> OR fluoroscop*[tiab] OR scintigraph*[tiab] OR "positron emission"[tiab]</w:t>
+      </w:r>
+      <w:r>
+        <w:br/>
+      </w:r>
+      <w:r>
+        <w:rPr>
+          <w:rStyle w:val="VerbatimChar"/>
+        </w:rPr>
+        <w:t xml:space="preserve"> OR PET[tiab] OR SPECT[tiab] OR angiograph*[tiab] OR neuroimaging[tiab]</w:t>
+      </w:r>
+      <w:r>
+        <w:br/>
+      </w:r>
+      <w:r>
+        <w:rPr>
+          <w:rStyle w:val="VerbatimChar"/>
+        </w:rPr>
+        <w:t xml:space="preserve"> OR tractograph*[tiab] OR elastograph*[tiab] OR "fMRI"[tiab]</w:t>
+      </w:r>
+      <w:r>
+        <w:br/>
+      </w:r>
+      <w:r>
+        <w:rPr>
+          <w:rStyle w:val="VerbatimChar"/>
+        </w:rPr>
+        <w:t xml:space="preserve"> OR "functional MRI"[tiab] OR "functional magnetic resonance"[tiab]</w:t>
+      </w:r>
+      <w:r>
+        <w:br/>
+      </w:r>
+      <w:r>
+        <w:rPr>
+          <w:rStyle w:val="VerbatimChar"/>
+        </w:rPr>
+        <w:t xml:space="preserve"> OR connectome*[tiab] OR "diffusion tensor"[tiab] OR DTI[tiab]</w:t>
+      </w:r>
+      <w:r>
+        <w:br/>
+      </w:r>
+      <w:r>
+        <w:rPr>
+          <w:rStyle w:val="VerbatimChar"/>
+        </w:rPr>
+        <w:t xml:space="preserve"> OR "bone age"[tiab] OR "skeletal age"[tiab] OR "skeletal maturity"[tiab]</w:t>
+      </w:r>
+      <w:r>
+        <w:br/>
+      </w:r>
+      <w:r>
+        <w:rPr>
+          <w:rStyle w:val="VerbatimChar"/>
+        </w:rPr>
+        <w:t xml:space="preserve"> OR "barium enema"[tiab])</w:t>
       </w:r>
     </w:p>
     <w:p>
@@ -393,7 +312,7 @@
           <w:b/>
           <w:bCs/>
         </w:rPr>
-        <w:t xml:space="preserve">Pediatric-population block</w:t>
+        <w:t xml:space="preserve">Artificial-intelligence block</w:t>
       </w:r>
     </w:p>
     <w:p>
@@ -404,80 +323,97 @@
         <w:rPr>
           <w:rStyle w:val="VerbatimChar"/>
         </w:rPr>
-        <w:t xml:space="preserve">(pediatric*[tiab] OR paediatric*[tiab] OR child*[tiab] OR infant*[tiab]</w:t>
-      </w:r>
-      <w:r>
-        <w:br/>
-      </w:r>
-      <w:r>
-        <w:rPr>
-          <w:rStyle w:val="VerbatimChar"/>
-        </w:rPr>
-        <w:t xml:space="preserve"> OR neonat*[tiab] OR adolescen*[tiab] OR fetal[tiab] OR foetal[tiab]</w:t>
-      </w:r>
-      <w:r>
-        <w:br/>
-      </w:r>
-      <w:r>
-        <w:rPr>
-          <w:rStyle w:val="VerbatimChar"/>
-        </w:rPr>
-        <w:t xml:space="preserve"> OR fetus*[tiab] OR foetus*[tiab] OR newborn*[tiab] OR preterm[tiab]</w:t>
-      </w:r>
-      <w:r>
-        <w:br/>
-      </w:r>
-      <w:r>
-        <w:rPr>
-          <w:rStyle w:val="VerbatimChar"/>
-        </w:rPr>
-        <w:t xml:space="preserve"> OR "premature infant"[tiab] OR "premature infants"[tiab]</w:t>
-      </w:r>
-      <w:r>
-        <w:br/>
-      </w:r>
-      <w:r>
-        <w:rPr>
-          <w:rStyle w:val="VerbatimChar"/>
-        </w:rPr>
-        <w:t xml:space="preserve"> OR "premature birth"[tiab] OR "premature neonate"[tiab]</w:t>
-      </w:r>
-      <w:r>
-        <w:br/>
-      </w:r>
-      <w:r>
-        <w:rPr>
-          <w:rStyle w:val="VerbatimChar"/>
-        </w:rPr>
-        <w:t xml:space="preserve"> OR "premature neonates"[tiab] OR prenatal[tiab] OR antenatal[tiab]</w:t>
-      </w:r>
-      <w:r>
-        <w:br/>
-      </w:r>
-      <w:r>
-        <w:rPr>
-          <w:rStyle w:val="VerbatimChar"/>
-        </w:rPr>
-        <w:t xml:space="preserve"> OR perinatal[tiab] OR youth[tiab] OR juvenile[tiab]</w:t>
-      </w:r>
-      <w:r>
-        <w:br/>
-      </w:r>
-      <w:r>
-        <w:rPr>
-          <w:rStyle w:val="VerbatimChar"/>
-        </w:rPr>
-        <w:t xml:space="preserve"> OR "children's hospital"[tiab] OR schoolchild*[tiab] OR toddler*[tiab])</w:t>
-      </w:r>
-    </w:p>
-    <w:bookmarkEnd w:id="10"/>
-    <w:bookmarkStart w:id="11" w:name="embase-embase.com"/>
-    <w:p>
-      <w:pPr>
-        <w:pStyle w:val="Heading3"/>
-      </w:pPr>
-      <w:r>
-        <w:t xml:space="preserve">Embase (Embase.com)</w:t>
+        <w:t xml:space="preserve">("artificial intelligence"[tiab] OR "machine learning"[tiab] OR "deep learning"[tiab]</w:t>
+      </w:r>
+      <w:r>
+        <w:br/>
+      </w:r>
+      <w:r>
+        <w:rPr>
+          <w:rStyle w:val="VerbatimChar"/>
+        </w:rPr>
+        <w:t xml:space="preserve"> OR "convolutional neural network"[tiab] OR "convolutional neural networks"[tiab]</w:t>
+      </w:r>
+      <w:r>
+        <w:br/>
+      </w:r>
+      <w:r>
+        <w:rPr>
+          <w:rStyle w:val="VerbatimChar"/>
+        </w:rPr>
+        <w:t xml:space="preserve"> OR "neural network"[tiab] OR "neural networks"[tiab]</w:t>
+      </w:r>
+      <w:r>
+        <w:br/>
+      </w:r>
+      <w:r>
+        <w:rPr>
+          <w:rStyle w:val="VerbatimChar"/>
+        </w:rPr>
+        <w:t xml:space="preserve"> OR "computer-aided diagnosis"[tiab] OR "computer aided diagnosis"[tiab]</w:t>
+      </w:r>
+      <w:r>
+        <w:br/>
+      </w:r>
+      <w:r>
+        <w:rPr>
+          <w:rStyle w:val="VerbatimChar"/>
+        </w:rPr>
+        <w:t xml:space="preserve"> OR "computer-aided detection"[tiab] OR radiomic*[tiab] OR "computer vision"[tiab]</w:t>
+      </w:r>
+      <w:r>
+        <w:br/>
+      </w:r>
+      <w:r>
+        <w:rPr>
+          <w:rStyle w:val="VerbatimChar"/>
+        </w:rPr>
+        <w:t xml:space="preserve"> OR "large language model"[tiab] OR "large language models"[tiab]</w:t>
+      </w:r>
+      <w:r>
+        <w:br/>
+      </w:r>
+      <w:r>
+        <w:rPr>
+          <w:rStyle w:val="VerbatimChar"/>
+        </w:rPr>
+        <w:t xml:space="preserve"> OR "foundation model"[tiab] OR "foundation models"[tiab]</w:t>
+      </w:r>
+      <w:r>
+        <w:br/>
+      </w:r>
+      <w:r>
+        <w:rPr>
+          <w:rStyle w:val="VerbatimChar"/>
+        </w:rPr>
+        <w:t xml:space="preserve"> OR "transfer learning"[tiab] OR "vision transformer"[tiab]</w:t>
+      </w:r>
+      <w:r>
+        <w:br/>
+      </w:r>
+      <w:r>
+        <w:rPr>
+          <w:rStyle w:val="VerbatimChar"/>
+        </w:rPr>
+        <w:t xml:space="preserve"> OR "self-supervised"[tiab] OR "random forest"[tiab]</w:t>
+      </w:r>
+      <w:r>
+        <w:br/>
+      </w:r>
+      <w:r>
+        <w:rPr>
+          <w:rStyle w:val="VerbatimChar"/>
+        </w:rPr>
+        <w:t xml:space="preserve"> OR "support vector machine"[tiab] OR "gradient boosting"[tiab]</w:t>
+      </w:r>
+      <w:r>
+        <w:br/>
+      </w:r>
+      <w:r>
+        <w:rPr>
+          <w:rStyle w:val="VerbatimChar"/>
+        </w:rPr>
+        <w:t xml:space="preserve"> OR "natural language processing"[tiab])</w:t>
       </w:r>
     </w:p>
     <w:p>
@@ -489,22 +425,118 @@
           <w:b/>
           <w:bCs/>
         </w:rPr>
-        <w:t xml:space="preserve">Date searched:</w:t>
-      </w:r>
-      <w:r>
-        <w:t xml:space="preserve"> </w:t>
-      </w:r>
-      <w:r>
-        <w:t xml:space="preserve">September 9, 2026</w:t>
-      </w:r>
-      <w:r>
-        <w:br/>
-      </w:r>
+        <w:t xml:space="preserve">Pediatric-population block</w:t>
+      </w:r>
+    </w:p>
+    <w:p>
+      <w:pPr>
+        <w:pStyle w:val="SourceCode"/>
+      </w:pPr>
+      <w:r>
+        <w:rPr>
+          <w:rStyle w:val="VerbatimChar"/>
+        </w:rPr>
+        <w:t xml:space="preserve">(pediatric*[tiab] OR paediatric*[tiab] OR child*[tiab] OR infant*[tiab]</w:t>
+      </w:r>
+      <w:r>
+        <w:br/>
+      </w:r>
+      <w:r>
+        <w:rPr>
+          <w:rStyle w:val="VerbatimChar"/>
+        </w:rPr>
+        <w:t xml:space="preserve"> OR neonat*[tiab] OR adolescen*[tiab] OR fetal[tiab] OR foetal[tiab]</w:t>
+      </w:r>
+      <w:r>
+        <w:br/>
+      </w:r>
+      <w:r>
+        <w:rPr>
+          <w:rStyle w:val="VerbatimChar"/>
+        </w:rPr>
+        <w:t xml:space="preserve"> OR fetus*[tiab] OR foetus*[tiab] OR newborn*[tiab] OR preterm[tiab]</w:t>
+      </w:r>
+      <w:r>
+        <w:br/>
+      </w:r>
+      <w:r>
+        <w:rPr>
+          <w:rStyle w:val="VerbatimChar"/>
+        </w:rPr>
+        <w:t xml:space="preserve"> OR "premature infant"[tiab] OR "premature infants"[tiab]</w:t>
+      </w:r>
+      <w:r>
+        <w:br/>
+      </w:r>
+      <w:r>
+        <w:rPr>
+          <w:rStyle w:val="VerbatimChar"/>
+        </w:rPr>
+        <w:t xml:space="preserve"> OR "premature birth"[tiab] OR "premature neonate"[tiab]</w:t>
+      </w:r>
+      <w:r>
+        <w:br/>
+      </w:r>
+      <w:r>
+        <w:rPr>
+          <w:rStyle w:val="VerbatimChar"/>
+        </w:rPr>
+        <w:t xml:space="preserve"> OR "premature neonates"[tiab] OR prenatal[tiab] OR antenatal[tiab]</w:t>
+      </w:r>
+      <w:r>
+        <w:br/>
+      </w:r>
+      <w:r>
+        <w:rPr>
+          <w:rStyle w:val="VerbatimChar"/>
+        </w:rPr>
+        <w:t xml:space="preserve"> OR perinatal[tiab] OR youth[tiab] OR juvenile[tiab]</w:t>
+      </w:r>
+      <w:r>
+        <w:br/>
+      </w:r>
+      <w:r>
+        <w:rPr>
+          <w:rStyle w:val="VerbatimChar"/>
+        </w:rPr>
+        <w:t xml:space="preserve"> OR "children's hospital"[tiab] OR schoolchild*[tiab] OR toddler*[tiab])</w:t>
+      </w:r>
+    </w:p>
+    <w:bookmarkEnd w:id="11"/>
+    <w:bookmarkStart w:id="12" w:name="embase-embase.com"/>
+    <w:p>
+      <w:pPr>
+        <w:pStyle w:val="Heading3"/>
+      </w:pPr>
+      <w:r>
+        <w:t xml:space="preserve">Embase (Embase.com)</w:t>
+      </w:r>
+    </w:p>
+    <w:p>
+      <w:pPr>
+        <w:pStyle w:val="FirstParagraph"/>
+      </w:pPr>
       <w:r>
         <w:rPr>
           <w:b/>
           <w:bCs/>
         </w:rPr>
+        <w:t xml:space="preserve">Date searched:</w:t>
+      </w:r>
+      <w:r>
+        <w:t xml:space="preserve"> </w:t>
+      </w:r>
+      <w:r>
+        <w:t xml:space="preserve">September 9, 2026</w:t>
+      </w:r>
+      <w:r>
+        <w:br/>
+      </w:r>
+      <w:r>
+        <w:rPr>
+          <w:b/>
+          <w:bCs/>
+        </w:rPr>
         <w:t xml:space="preserve">Records retrieved:</w:t>
       </w:r>
       <w:r>
@@ -844,8 +876,8 @@
         <w:t xml:space="preserve">flag was not treated as equivalent to presence in PubMed because PubMed also contains PubMed Central-only records.</w:t>
       </w:r>
     </w:p>
-    <w:bookmarkEnd w:id="11"/>
-    <w:bookmarkStart w:id="12" w:name="other-information-sources"/>
+    <w:bookmarkEnd w:id="12"/>
+    <w:bookmarkStart w:id="13" w:name="other-information-sources"/>
     <w:p>
       <w:pPr>
         <w:pStyle w:val="Heading3"/>
@@ -862,8 +894,8 @@
         <w:t xml:space="preserve">OpenAlex records typed as preprints and the arXiv API were used to supplement the most recent literature. Reference lists of included reviews and the supplementary article list from Kamran et al. [1] were checked. Web of Science, Scopus, IEEE Xplore, and the Cochrane Library were not searched.</w:t>
       </w:r>
     </w:p>
-    <w:bookmarkEnd w:id="12"/>
-    <w:bookmarkStart w:id="13" w:name="search-validation-results"/>
+    <w:bookmarkEnd w:id="13"/>
+    <w:bookmarkStart w:id="14" w:name="search-validation-results"/>
     <w:p>
       <w:pPr>
         <w:pStyle w:val="Heading3"/>
@@ -1089,9 +1121,9 @@
         </w:tc>
       </w:tr>
     </w:tbl>
-    <w:bookmarkEnd w:id="13"/>
     <w:bookmarkEnd w:id="14"/>
-    <w:bookmarkStart w:id="15" w:name="X5a8dc1d56e7afc2469cc510f02f403330f77504"/>
+    <w:bookmarkEnd w:id="15"/>
+    <w:bookmarkStart w:id="16" w:name="X5a8dc1d56e7afc2469cc510f02f403330f77504"/>
     <w:p>
       <w:pPr>
         <w:pStyle w:val="Heading2"/>
@@ -1326,7 +1358,7 @@
               <w:jc w:val="left"/>
             </w:pPr>
             <w:r>
-              <w:t xml:space="preserve">Journal articles and preprints, with preprints removed when a journal version was identified</w:t>
+              <w:t xml:space="preserve">Journal articles and preprints; the protocol intends to retain the journal version when identified, but the current cohort still contains unresolved version pairs (Table L5)</w:t>
             </w:r>
           </w:p>
         </w:tc>
@@ -1458,8 +1490,8 @@
         </w:tc>
       </w:tr>
     </w:tbl>
-    <w:bookmarkEnd w:id="15"/>
-    <w:bookmarkStart w:id="16" w:name="X6018baee5dcc5d1b1680addba315bd8a1d85767"/>
+    <w:bookmarkEnd w:id="16"/>
+    <w:bookmarkStart w:id="17" w:name="X6018baee5dcc5d1b1680addba315bd8a1d85767"/>
     <w:p>
       <w:pPr>
         <w:pStyle w:val="Heading2"/>
@@ -1621,19 +1653,19 @@
               <w:jc w:val="left"/>
             </w:pPr>
             <w:r>
-              <w:t xml:space="preserve">Working code or model URL</w:t>
-            </w:r>
-          </w:p>
-        </w:tc>
-        <w:tc>
-          <w:tcPr/>
-          <w:p>
-            <w:pPr>
-              <w:pStyle w:val="Compact"/>
-              <w:jc w:val="left"/>
-            </w:pPr>
-            <w:r>
-              <w:t xml:space="preserve">The source record supplied a resolvable code-hosting or downloadable-model location</w:t>
+              <w:t xml:space="preserve">Populated code or model URL</w:t>
+            </w:r>
+          </w:p>
+        </w:tc>
+        <w:tc>
+          <w:tcPr/>
+          <w:p>
+            <w:pPr>
+              <w:pStyle w:val="Compact"/>
+              <w:jc w:val="left"/>
+            </w:pPr>
+            <w:r>
+              <w:t xml:space="preserve">The exported code_url field is nonempty; the aggregate counter does not test URL resolution, weights, licensing, or runnable code</w:t>
             </w:r>
           </w:p>
         </w:tc>
@@ -1751,45 +1783,19 @@
               <w:jc w:val="left"/>
             </w:pPr>
             <w:r>
-              <w:t xml:space="preserve">Normalized citation impact</w:t>
-            </w:r>
-          </w:p>
-        </w:tc>
-        <w:tc>
-          <w:tcPr/>
-          <w:p>
-            <w:pPr>
-              <w:pStyle w:val="Compact"/>
-              <w:jc w:val="left"/>
-            </w:pPr>
-            <w:r>
-              <w:t xml:space="preserve">OpenAlex field-weighted citation impact where available, otherwise the NIH iCite relative citation ratio; both place the average article of the same field and year at 1.0. Reported only for studies with at least five citations, because the ratio otherwise divides by a fraction of an expected citation. Used descriptively and for selecting studies to present individually, never for eligibility</w:t>
-            </w:r>
-          </w:p>
-        </w:tc>
-      </w:tr>
-      <w:tr>
-        <w:tc>
-          <w:tcPr/>
-          <w:p>
-            <w:pPr>
-              <w:pStyle w:val="Compact"/>
-              <w:jc w:val="left"/>
-            </w:pPr>
-            <w:r>
-              <w:t xml:space="preserve">Most-cited decile</w:t>
-            </w:r>
-          </w:p>
-        </w:tc>
-        <w:tc>
-          <w:tcPr/>
-          <w:p>
-            <w:pPr>
-              <w:pStyle w:val="Compact"/>
-              <w:jc w:val="left"/>
-            </w:pPr>
-            <w:r>
-              <w:t xml:space="preserve">The highest tenth, by normalized citation impact, of the included studies that have a normalized value</w:t>
+              <w:t xml:space="preserve">Citation-based selection</w:t>
+            </w:r>
+          </w:p>
+        </w:tc>
+        <w:tc>
+          <w:tcPr/>
+          <w:p>
+            <w:pPr>
+              <w:pStyle w:val="Compact"/>
+              <w:jc w:val="left"/>
+            </w:pPr>
+            <w:r>
+              <w:t xml:space="preserve">Citation measures remain available in the database and presentation but do not determine eligibility or example selection in this landscape manuscript</w:t>
             </w:r>
           </w:p>
         </w:tc>
@@ -1847,14 +1853,425 @@
               <w:t xml:space="preserve"> </w:t>
             </w:r>
             <w:r>
-              <w:t xml:space="preserve">the narrow terms plus neurodevelopment, depression, cognitive, behavioral, intelligence, language development, brain age, brain development, connectome, functional connectivity, fMRI/functional magnetic resonance, resting-state, executive function, emotion, temperament, reward, ABCD study, brain-behavior, neurocognitive, developmental outcome, psychopathology, puberty, graph theory, social. Both rules were written after the corpus was assembled. These studies remain in the corpus; the analyses report composition with them removed</w:t>
+              <w:t xml:space="preserve">the narrow terms plus neurodevelopment, depression, cognitive, behavioral, intelligence quotient/score, language development, brain age, brain development, connectome, functional connectivity, fMRI/functional magnetic resonance, resting-state, executive function, emotion, temperament, reward, ABCD study, brain-behavior, neurocognitive, developmental outcome, psychopathology, puberty, graph theory, social. Both rules were written after the corpus was assembled. These studies remain in the corpus; the analyses report composition with them removed</w:t>
             </w:r>
           </w:p>
         </w:tc>
       </w:tr>
     </w:tbl>
-    <w:bookmarkEnd w:id="16"/>
+    <w:p>
+      <w:pPr>
+        <w:pStyle w:val="BodyText"/>
+      </w:pPr>
+      <w:r>
+        <w:t xml:space="preserve">The validation field assigns one category per record. A prospective investigation can also involve readers and an external dataset, so these labels are not exhaustive independent indicators. No formal study-level risk-of-bias assessment was undertaken for this landscape synthesis.</w:t>
+      </w:r>
+    </w:p>
+    <w:p>
+      <w:pPr>
+        <w:pStyle w:val="BodyText"/>
+      </w:pPr>
+      <w:r>
+        <w:t xml:space="preserve">The September 11 analysis corrected a keyword false positive: bare “intelligence” matched “artificial intelligence” in non-neuroscience titles. The broad MRI sensitivity rule now uses “intelligence quotient” and “intelligence score”; it removes 748 records, leaving MRI at 30.6% and ultrasound at 30.1%. The new topic map uses the same safeguard. The broad sensitivity rule searches more fields and includes more concepts than the topic map, so their neuroscience counts are not interchangeable.</w:t>
+      </w:r>
+    </w:p>
     <w:bookmarkEnd w:id="17"/>
+    <w:bookmarkStart w:id="18" w:name="Xc8fc6818b955cf3c33d94258840d5e7c7722836"/>
+    <w:p>
+      <w:pPr>
+        <w:pStyle w:val="Heading2"/>
+      </w:pPr>
+      <w:r>
+        <w:t xml:space="preserve">Supplementary methods: screening and analysis provenance</w:t>
+      </w:r>
+    </w:p>
+    <w:p>
+      <w:pPr>
+        <w:pStyle w:val="FirstParagraph"/>
+      </w:pPr>
+      <w:r>
+        <w:t xml:space="preserve">The stored screening flow identifies 13,510 records (6,000 PubMed/MEDLINE, 7,288 Embase, and 222 from an earlier OpenAlex build). It records 6,602 screened, 2,650 excluded at screening, 456 non-primary publications excluded, and 3,496 included primary-study records. The removal boxes are derived from source-layer counts and include a remainder of 14 other duplicates/unresolved records. These arithmetic flow boxes do not prove complete deduplication: the additional audit identified 79 repeated-title groups involving 161 included records.</w:t>
+      </w:r>
+    </w:p>
+    <w:p>
+      <w:pPr>
+        <w:pStyle w:val="BodyText"/>
+      </w:pPr>
+      <w:r>
+        <w:t xml:space="preserve">The existing screening reliability file reports a second automated review of 150 records, with 94.7% agreement and Cohen’s κ=0.885. This measures inter-model agreement, not accuracy against independent human screening. Human validation of eligibility and extraction is outstanding. Aggregate claims are consequently provisional.</w:t>
+      </w:r>
+    </w:p>
+    <w:p>
+      <w:pPr>
+        <w:pStyle w:val="BodyText"/>
+      </w:pPr>
+      <w:r>
+        <w:t xml:space="preserve">The landscape analysis reads the corrected corpus CSV and verifies its exact record-ID membership against the shared cohort definition in</w:t>
+      </w:r>
+      <w:r>
+        <w:t xml:space="preserve"> </w:t>
+      </w:r>
+      <w:r>
+        <w:rPr>
+          <w:rStyle w:val="VerbatimChar"/>
+        </w:rPr>
+        <w:t xml:space="preserve">pedrad_ai/corpus.py</w:t>
+      </w:r>
+      <w:r>
+        <w:t xml:space="preserve">. No additional topic or citation filter is applied to membership. Topic rules search titles and extracted clinical questions. Dataset rules additionally search the extracted patient population, model description, and dataset-size fields. Each record contributes at most once to each label. The explicit regular expressions and source-file SHA-256 are retained in</w:t>
+      </w:r>
+      <w:r>
+        <w:t xml:space="preserve"> </w:t>
+      </w:r>
+      <w:r>
+        <w:rPr>
+          <w:rStyle w:val="VerbatimChar"/>
+        </w:rPr>
+        <w:t xml:space="preserve">data/processed/review_landscape_stats.json</w:t>
+      </w:r>
+      <w:r>
+        <w:t xml:space="preserve">; row-level matches are in</w:t>
+      </w:r>
+      <w:r>
+        <w:t xml:space="preserve"> </w:t>
+      </w:r>
+      <w:r>
+        <w:rPr>
+          <w:rStyle w:val="VerbatimChar"/>
+        </w:rPr>
+        <w:t xml:space="preserve">data/processed/review_landscape_audit.csv</w:t>
+      </w:r>
+      <w:r>
+        <w:t xml:space="preserve">. A dataset-name match is not confirmation of training or test use.</w:t>
+      </w:r>
+    </w:p>
+    <w:p>
+      <w:pPr>
+        <w:pStyle w:val="BodyText"/>
+      </w:pPr>
+      <w:r>
+        <w:t xml:space="preserve">For publication-version sensitivity, titles are lowercased and stripped of non-alphanumeric characters. Groups with identical normalized titles are listed for adjudication. The sensitivity analysis retains one record per title, preferring a non-preprint record, then PubMed provenance, then the latest assigned publication year. This reduces the set to 3,414 records, with modality proportions of 45.0% MRI, 23.8% ultrasound, 19.5% radiography, 9.4% CT, 1.6% nuclear/PET, and 0.4% fluoroscopy. This heuristic does not resolve versions with changed titles, nor adjudicate conflicting extractions.</w:t>
+      </w:r>
+    </w:p>
+    <w:bookmarkEnd w:id="18"/>
+    <w:bookmarkStart w:id="22" w:name="X236ccd422a92d2aa2c2263b4bc2e0da01266c1d"/>
+    <w:p>
+      <w:pPr>
+        <w:pStyle w:val="Heading2"/>
+      </w:pPr>
+      <w:r>
+        <w:t xml:space="preserve">Supplementary figure S1. Recorded study selection</w:t>
+      </w:r>
+    </w:p>
+    <w:p>
+      <w:pPr>
+        <w:pStyle w:val="CaptionedFigure"/>
+      </w:pPr>
+      <w:r>
+        <w:drawing>
+          <wp:inline>
+            <wp:extent cx="5334000" cy="4604084"/>
+            <wp:effectExtent b="0" l="0" r="0" t="0"/>
+            <wp:docPr descr="Recorded study selection; included count refers to records with unresolved duplicates" title="" id="20" name="Picture"/>
+            <a:graphic>
+              <a:graphicData uri="http://schemas.openxmlformats.org/drawingml/2006/picture">
+                <pic:pic>
+                  <pic:nvPicPr>
+                    <pic:cNvPr descr="../figures/review_prisma.png" id="21" name="Picture"/>
+                    <pic:cNvPicPr>
+                      <a:picLocks noChangeArrowheads="1" noChangeAspect="1"/>
+                    </pic:cNvPicPr>
+                  </pic:nvPicPr>
+                  <pic:blipFill>
+                    <a:blip r:embed="rId19"/>
+                    <a:stretch>
+                      <a:fillRect/>
+                    </a:stretch>
+                  </pic:blipFill>
+                  <pic:spPr bwMode="auto">
+                    <a:xfrm>
+                      <a:off x="0" y="0"/>
+                      <a:ext cx="5334000" cy="4604084"/>
+                    </a:xfrm>
+                    <a:prstGeom prst="rect">
+                      <a:avLst/>
+                    </a:prstGeom>
+                    <a:noFill/>
+                    <a:ln w="9525">
+                      <a:noFill/>
+                      <a:headEnd/>
+                      <a:tailEnd/>
+                    </a:ln>
+                  </pic:spPr>
+                </pic:pic>
+              </a:graphicData>
+            </a:graphic>
+          </wp:inline>
+        </w:drawing>
+      </w:r>
+    </w:p>
+    <w:p>
+      <w:pPr>
+        <w:pStyle w:val="ImageCaption"/>
+      </w:pPr>
+      <w:r>
+        <w:t xml:space="preserve">Recorded study selection; included count refers to records with unresolved duplicates</w:t>
+      </w:r>
+    </w:p>
+    <w:p>
+      <w:pPr>
+        <w:pStyle w:val="BodyText"/>
+      </w:pPr>
+      <w:r>
+        <w:t xml:space="preserve">The shared selection figure displays the existing pipeline flow. The final box should be interpreted as included records pending publication-version reconciliation, as described above.</w:t>
+      </w:r>
+    </w:p>
+    <w:bookmarkEnd w:id="22"/>
+    <w:bookmarkStart w:id="23" w:name="reproducing-the-landscape-outputs"/>
+    <w:p>
+      <w:pPr>
+        <w:pStyle w:val="Heading2"/>
+      </w:pPr>
+      <w:r>
+        <w:t xml:space="preserve">Reproducing the landscape outputs</w:t>
+      </w:r>
+    </w:p>
+    <w:p>
+      <w:pPr>
+        <w:pStyle w:val="FirstParagraph"/>
+      </w:pPr>
+      <w:r>
+        <w:t xml:space="preserve">From the repository root, using the committed data and installed project dependencies:</w:t>
+      </w:r>
+    </w:p>
+    <w:p>
+      <w:pPr>
+        <w:pStyle w:val="SourceCode"/>
+      </w:pPr>
+      <w:r>
+        <w:rPr>
+          <w:rStyle w:val="VariableTok"/>
+        </w:rPr>
+        <w:t xml:space="preserve">PYTHONPATH</w:t>
+      </w:r>
+      <w:r>
+        <w:rPr>
+          <w:rStyle w:val="OperatorTok"/>
+        </w:rPr>
+        <w:t xml:space="preserve">=</w:t>
+      </w:r>
+      <w:r>
+        <w:rPr>
+          <w:rStyle w:val="NormalTok"/>
+        </w:rPr>
+        <w:t xml:space="preserve">. </w:t>
+      </w:r>
+      <w:r>
+        <w:rPr>
+          <w:rStyle w:val="ExtensionTok"/>
+        </w:rPr>
+        <w:t xml:space="preserve">python</w:t>
+      </w:r>
+      <w:r>
+        <w:rPr>
+          <w:rStyle w:val="NormalTok"/>
+        </w:rPr>
+        <w:t xml:space="preserve"> scripts/review_stats.py</w:t>
+      </w:r>
+      <w:r>
+        <w:br/>
+      </w:r>
+      <w:r>
+        <w:rPr>
+          <w:rStyle w:val="VariableTok"/>
+        </w:rPr>
+        <w:t xml:space="preserve">PYTHONPATH</w:t>
+      </w:r>
+      <w:r>
+        <w:rPr>
+          <w:rStyle w:val="OperatorTok"/>
+        </w:rPr>
+        <w:t xml:space="preserve">=</w:t>
+      </w:r>
+      <w:r>
+        <w:rPr>
+          <w:rStyle w:val="NormalTok"/>
+        </w:rPr>
+        <w:t xml:space="preserve">. </w:t>
+      </w:r>
+      <w:r>
+        <w:rPr>
+          <w:rStyle w:val="ExtensionTok"/>
+        </w:rPr>
+        <w:t xml:space="preserve">python</w:t>
+      </w:r>
+      <w:r>
+        <w:rPr>
+          <w:rStyle w:val="NormalTok"/>
+        </w:rPr>
+        <w:t xml:space="preserve"> scripts/make_review_figures.py</w:t>
+      </w:r>
+      <w:r>
+        <w:br/>
+      </w:r>
+      <w:r>
+        <w:rPr>
+          <w:rStyle w:val="VariableTok"/>
+        </w:rPr>
+        <w:t xml:space="preserve">PYTHONPATH</w:t>
+      </w:r>
+      <w:r>
+        <w:rPr>
+          <w:rStyle w:val="OperatorTok"/>
+        </w:rPr>
+        <w:t xml:space="preserve">=</w:t>
+      </w:r>
+      <w:r>
+        <w:rPr>
+          <w:rStyle w:val="NormalTok"/>
+        </w:rPr>
+        <w:t xml:space="preserve">. </w:t>
+      </w:r>
+      <w:r>
+        <w:rPr>
+          <w:rStyle w:val="ExtensionTok"/>
+        </w:rPr>
+        <w:t xml:space="preserve">python</w:t>
+      </w:r>
+      <w:r>
+        <w:rPr>
+          <w:rStyle w:val="NormalTok"/>
+        </w:rPr>
+        <w:t xml:space="preserve"> scripts/build_landscape_review.py</w:t>
+      </w:r>
+      <w:r>
+        <w:br/>
+      </w:r>
+      <w:r>
+        <w:rPr>
+          <w:rStyle w:val="ExtensionTok"/>
+        </w:rPr>
+        <w:t xml:space="preserve">pandoc</w:t>
+      </w:r>
+      <w:r>
+        <w:rPr>
+          <w:rStyle w:val="NormalTok"/>
+        </w:rPr>
+        <w:t xml:space="preserve"> </w:t>
+      </w:r>
+      <w:r>
+        <w:rPr>
+          <w:rStyle w:val="AttributeTok"/>
+        </w:rPr>
+        <w:t xml:space="preserve">--resource-path</w:t>
+      </w:r>
+      <w:r>
+        <w:rPr>
+          <w:rStyle w:val="OperatorTok"/>
+        </w:rPr>
+        <w:t xml:space="preserve">=</w:t>
+      </w:r>
+      <w:r>
+        <w:rPr>
+          <w:rStyle w:val="NormalTok"/>
+        </w:rPr>
+        <w:t xml:space="preserve">reports reports/05_review_manuscript.md </w:t>
+      </w:r>
+      <w:r>
+        <w:rPr>
+          <w:rStyle w:val="AttributeTok"/>
+        </w:rPr>
+        <w:t xml:space="preserve">-o</w:t>
+      </w:r>
+      <w:r>
+        <w:rPr>
+          <w:rStyle w:val="NormalTok"/>
+        </w:rPr>
+        <w:t xml:space="preserve"> reports/05_review_manuscript_european_radiology.docx</w:t>
+      </w:r>
+      <w:r>
+        <w:br/>
+      </w:r>
+      <w:r>
+        <w:rPr>
+          <w:rStyle w:val="ExtensionTok"/>
+        </w:rPr>
+        <w:t xml:space="preserve">pandoc</w:t>
+      </w:r>
+      <w:r>
+        <w:rPr>
+          <w:rStyle w:val="NormalTok"/>
+        </w:rPr>
+        <w:t xml:space="preserve"> </w:t>
+      </w:r>
+      <w:r>
+        <w:rPr>
+          <w:rStyle w:val="AttributeTok"/>
+        </w:rPr>
+        <w:t xml:space="preserve">--resource-path</w:t>
+      </w:r>
+      <w:r>
+        <w:rPr>
+          <w:rStyle w:val="OperatorTok"/>
+        </w:rPr>
+        <w:t xml:space="preserve">=</w:t>
+      </w:r>
+      <w:r>
+        <w:rPr>
+          <w:rStyle w:val="NormalTok"/>
+        </w:rPr>
+        <w:t xml:space="preserve">reports reports/05_review_supplement.md </w:t>
+      </w:r>
+      <w:r>
+        <w:rPr>
+          <w:rStyle w:val="AttributeTok"/>
+        </w:rPr>
+        <w:t xml:space="preserve">-o</w:t>
+      </w:r>
+      <w:r>
+        <w:rPr>
+          <w:rStyle w:val="NormalTok"/>
+        </w:rPr>
+        <w:t xml:space="preserve"> reports/05_review_supplement_european_radiology.docx</w:t>
+      </w:r>
+      <w:r>
+        <w:br/>
+      </w:r>
+      <w:r>
+        <w:rPr>
+          <w:rStyle w:val="ExtensionTok"/>
+        </w:rPr>
+        <w:t xml:space="preserve">pandoc</w:t>
+      </w:r>
+      <w:r>
+        <w:rPr>
+          <w:rStyle w:val="NormalTok"/>
+        </w:rPr>
+        <w:t xml:space="preserve"> reports/05_landscape_analysis.md </w:t>
+      </w:r>
+      <w:r>
+        <w:rPr>
+          <w:rStyle w:val="AttributeTok"/>
+        </w:rPr>
+        <w:t xml:space="preserve">-o</w:t>
+      </w:r>
+      <w:r>
+        <w:rPr>
+          <w:rStyle w:val="NormalTok"/>
+        </w:rPr>
+        <w:t xml:space="preserve"> reports/05_landscape_analysis.docx</w:t>
+      </w:r>
+    </w:p>
+    <w:p>
+      <w:pPr>
+        <w:pStyle w:val="FirstParagraph"/>
+      </w:pPr>
+      <w:r>
+        <w:t xml:space="preserve">These commands perform no new literature search or model extraction. The new script creates topic–modality, age–modality, and recent-task figures as PNG and vector PDF, as well as Tables L1–L6. The narrative is an authored snapshot and needs editorial review after a data refresh; regenerating statistics does not rewrite it automatically.</w:t>
+      </w:r>
+    </w:p>
+    <w:bookmarkEnd w:id="23"/>
+    <w:bookmarkEnd w:id="24"/>
     <w:sectPr>
       <w:footnotePr>
         <w:numRestart w:val="eachSect"/>
